--- a/33_Lucius_Amerson_Facilitator_Guide.docx
+++ b/33_Lucius_Amerson_Facilitator_Guide.docx
@@ -143,7 +143,7 @@
           <w:color w:val="5E5E5E"/>
           <w:sz w:val="20"/>
         </w:rPr>
-        <w:t xml:space="preserve">FACILITATOR GUIDE  ·  AGES 11–16  ·  60 MINUTES</w:t>
+        <w:t xml:space="preserve">FACILITATOR GUIDE  ·  AGES 11–16  ·  45–60 MINUTES</w:t>
       </w:r>
     </w:p>
     <w:p>
@@ -248,7 +248,7 @@
                 <w:color w:val="1A1A1A"/>
                 <w:sz w:val="20"/>
               </w:rPr>
-              <w:t xml:space="preserve">60 minutes</w:t>
+              <w:t xml:space="preserve">45–60 minutes</w:t>
             </w:r>
           </w:p>
         </w:tc>
@@ -392,7 +392,7 @@
                 <w:color w:val="1A1A1A"/>
                 <w:sz w:val="20"/>
               </w:rPr>
-              <w:t xml:space="preserve">Student worksheet (one each), pens, a map of the USA showing Alabama.</w:t>
+              <w:t xml:space="preserve">Student worksheet (one each), pens, board. A map of the USA showing Alabama.</w:t>
             </w:r>
           </w:p>
         </w:tc>
@@ -464,7 +464,7 @@
                 <w:color w:val="1A1A1A"/>
                 <w:sz w:val="20"/>
               </w:rPr>
-              <w:t xml:space="preserve">Starter discussion, word match, timeline order, data reading, true or false, opinion scale, campaign speech, exit ticket.</w:t>
+              <w:t xml:space="preserve">Match it, put it in order, data reading, true or false, campaign speech, group discussion, opinion scale, confidence check.</w:t>
             </w:r>
           </w:p>
         </w:tc>
@@ -534,7 +534,7 @@
                 <w:color w:val="1A1A1A"/>
                 <w:sz w:val="20"/>
               </w:rPr>
-              <w:t xml:space="preserve">Whole class, pairs and individual work</w:t>
+              <w:t xml:space="preserve">Whole class, pairs and small groups</w:t>
             </w:r>
           </w:p>
         </w:tc>
@@ -601,7 +601,7 @@
           <w:color w:val="1A1A1A"/>
           <w:sz w:val="20"/>
         </w:rPr>
-        <w:t xml:space="preserve">His win was only possible because the Voting Rights Act of 1965 finally let Black citizens in Alabama register and vote. His story shows learners how the right to vote changes who holds power – including who polices a community.</w:t>
+        <w:t xml:space="preserve">His win was only possible because the Voting Rights Act of 1965 let Black citizens in Alabama register and vote. His story shows learners how the right to vote changes who holds power – including who polices a community.</w:t>
       </w:r>
     </w:p>
     <w:p>
@@ -951,7 +951,7 @@
                 <w:color w:val="1A1A1A"/>
                 <w:sz w:val="20"/>
               </w:rPr>
-              <w:t xml:space="preserve">Do Now</w:t>
+              <w:t xml:space="preserve">Warm-Up</w:t>
             </w:r>
           </w:p>
         </w:tc>
@@ -984,7 +984,7 @@
                 <w:color w:val="1A1A1A"/>
                 <w:sz w:val="20"/>
               </w:rPr>
-              <w:t xml:space="preserve">“Why does it matter who the police are in your area?” Learners write ideas (Part 2).</w:t>
+              <w:t xml:space="preserve">“Why does it matter who the police are in your area?”</w:t>
             </w:r>
           </w:p>
         </w:tc>
@@ -1088,7 +1088,7 @@
                 <w:color w:val="1A1A1A"/>
                 <w:sz w:val="20"/>
               </w:rPr>
-              <w:t xml:space="preserve">Read the Learn section. Show Alabama on a map. Explain Reconstruction (1865–1877) briefly. Word match (Part 3).</w:t>
+              <w:t xml:space="preserve">Read the Learn section; show Alabama on a map. Explain Reconstruction briefly. Ask: who is taking the oath, and who is giving it? Go through the key words.</w:t>
             </w:r>
           </w:p>
         </w:tc>
@@ -1126,7 +1126,7 @@
                 <w:color w:val="1A1A1A"/>
                 <w:sz w:val="20"/>
               </w:rPr>
-              <w:t xml:space="preserve">8</w:t>
+              <w:t xml:space="preserve">20</w:t>
             </w:r>
           </w:p>
         </w:tc>
@@ -1159,7 +1159,7 @@
                 <w:color w:val="1A1A1A"/>
                 <w:sz w:val="20"/>
               </w:rPr>
-              <w:t xml:space="preserve">Timeline</w:t>
+              <w:t xml:space="preserve">Activities</w:t>
             </w:r>
           </w:p>
         </w:tc>
@@ -1192,7 +1192,7 @@
                 <w:color w:val="1A1A1A"/>
                 <w:sz w:val="20"/>
               </w:rPr>
-              <w:t xml:space="preserve">Learners put the events in order (Part 4).</w:t>
+              <w:t xml:space="preserve">Match it, put it in order, reading the results, true or false, then the campaign speech. Volunteers read aloud.</w:t>
             </w:r>
           </w:p>
         </w:tc>
@@ -1230,7 +1230,7 @@
                 <w:color w:val="1A1A1A"/>
                 <w:sz w:val="20"/>
               </w:rPr>
-              <w:t xml:space="preserve">10</w:t>
+              <w:t xml:space="preserve">8</w:t>
             </w:r>
           </w:p>
         </w:tc>
@@ -1263,7 +1263,7 @@
                 <w:color w:val="1A1A1A"/>
                 <w:sz w:val="20"/>
               </w:rPr>
-              <w:t xml:space="preserve">Reading the Results</w:t>
+              <w:t xml:space="preserve">Talk It Out</w:t>
             </w:r>
           </w:p>
         </w:tc>
@@ -1296,7 +1296,7 @@
                 <w:color w:val="1A1A1A"/>
                 <w:sz w:val="20"/>
               </w:rPr>
-              <w:t xml:space="preserve">Learners use the 1966 results table to answer questions (Part 5). Link the numbers to the Voting Rights Act.</w:t>
+              <w:t xml:space="preserve">Group discussion, including UK policing.</w:t>
             </w:r>
           </w:p>
         </w:tc>
@@ -1323,7 +1323,6 @@
           </w:tcPr>
           <w:p>
             <w:pPr>
-              <w:keepNext/>
               <w:spacing w:after="0"/>
             </w:pPr>
             <w:r>
@@ -1334,7 +1333,7 @@
                 <w:color w:val="1A1A1A"/>
                 <w:sz w:val="20"/>
               </w:rPr>
-              <w:t xml:space="preserve">15</w:t>
+              <w:t xml:space="preserve">5–10</w:t>
             </w:r>
           </w:p>
         </w:tc>
@@ -1356,7 +1355,6 @@
           </w:tcPr>
           <w:p>
             <w:pPr>
-              <w:keepNext/>
               <w:spacing w:after="0"/>
             </w:pPr>
             <w:r>
@@ -1367,7 +1365,7 @@
                 <w:color w:val="1A1A1A"/>
                 <w:sz w:val="20"/>
               </w:rPr>
-              <w:t xml:space="preserve">My Campaign Speech</w:t>
+              <w:t xml:space="preserve">Reflection</w:t>
             </w:r>
           </w:p>
         </w:tc>
@@ -1389,7 +1387,6 @@
           </w:tcPr>
           <w:p>
             <w:pPr>
-              <w:keepNext/>
               <w:spacing w:after="0"/>
             </w:pPr>
             <w:r>
@@ -1400,108 +1397,7 @@
                 <w:color w:val="1A1A1A"/>
                 <w:sz w:val="20"/>
               </w:rPr>
-              <w:t xml:space="preserve">Learners write a short campaign speech as Amerson in 1966 (Part 6), using his promise to “protect and not oppress”. Volunteers read aloud.</w:t>
-            </w:r>
-          </w:p>
-        </w:tc>
-      </w:tr>
-      <w:tr>
-        <w:trPr>
-          <w:cantSplit/>
-        </w:trPr>
-        <w:tc>
-          <w:tcPr>
-            <w:tcW w:type="dxa" w:w="907"/>
-            <w:tcBorders>
-              <w:top w:val="single" w:sz="4" w:space="0" w:color="D9C58A"/>
-              <w:left w:val="single" w:sz="4" w:space="0" w:color="D9C58A"/>
-              <w:bottom w:val="single" w:sz="4" w:space="0" w:color="D9C58A"/>
-              <w:right w:val="single" w:sz="4" w:space="0" w:color="D9C58A"/>
-            </w:tcBorders>
-            <w:tcMar>
-              <w:top w:w="80" w:type="dxa"/>
-              <w:left w:w="140" w:type="dxa"/>
-              <w:bottom w:w="80" w:type="dxa"/>
-              <w:right w:w="140" w:type="dxa"/>
-            </w:tcMar>
-          </w:tcPr>
-          <w:p>
-            <w:pPr>
-              <w:spacing w:after="0"/>
-            </w:pPr>
-            <w:r>
-              <w:rPr>
-                <w:rFonts w:ascii="Aptos" w:hAnsi="Aptos"/>
-                <w:b w:val="0"/>
-                <w:i w:val="0"/>
-                <w:color w:val="1A1A1A"/>
-                <w:sz w:val="20"/>
-              </w:rPr>
-              <w:t xml:space="preserve">12</w:t>
-            </w:r>
-          </w:p>
-        </w:tc>
-        <w:tc>
-          <w:tcPr>
-            <w:tcW w:type="dxa" w:w="2154"/>
-            <w:tcBorders>
-              <w:top w:val="single" w:sz="4" w:space="0" w:color="D9C58A"/>
-              <w:left w:val="single" w:sz="4" w:space="0" w:color="D9C58A"/>
-              <w:bottom w:val="single" w:sz="4" w:space="0" w:color="D9C58A"/>
-              <w:right w:val="single" w:sz="4" w:space="0" w:color="D9C58A"/>
-            </w:tcBorders>
-            <w:tcMar>
-              <w:top w:w="80" w:type="dxa"/>
-              <w:left w:w="140" w:type="dxa"/>
-              <w:bottom w:w="80" w:type="dxa"/>
-              <w:right w:w="140" w:type="dxa"/>
-            </w:tcMar>
-          </w:tcPr>
-          <w:p>
-            <w:pPr>
-              <w:spacing w:after="0"/>
-            </w:pPr>
-            <w:r>
-              <w:rPr>
-                <w:rFonts w:ascii="Aptos" w:hAnsi="Aptos"/>
-                <w:b w:val="0"/>
-                <w:i w:val="0"/>
-                <w:color w:val="1A1A1A"/>
-                <w:sz w:val="20"/>
-              </w:rPr>
-              <w:t xml:space="preserve">Opinion, True/False &amp; Exit</w:t>
-            </w:r>
-          </w:p>
-        </w:tc>
-        <w:tc>
-          <w:tcPr>
-            <w:tcW w:type="dxa" w:w="6180"/>
-            <w:tcBorders>
-              <w:top w:val="single" w:sz="4" w:space="0" w:color="D9C58A"/>
-              <w:left w:val="single" w:sz="4" w:space="0" w:color="D9C58A"/>
-              <w:bottom w:val="single" w:sz="4" w:space="0" w:color="D9C58A"/>
-              <w:right w:val="single" w:sz="4" w:space="0" w:color="D9C58A"/>
-            </w:tcBorders>
-            <w:tcMar>
-              <w:top w:w="80" w:type="dxa"/>
-              <w:left w:w="140" w:type="dxa"/>
-              <w:bottom w:w="80" w:type="dxa"/>
-              <w:right w:w="140" w:type="dxa"/>
-            </w:tcMar>
-          </w:tcPr>
-          <w:p>
-            <w:pPr>
-              <w:spacing w:after="0"/>
-            </w:pPr>
-            <w:r>
-              <w:rPr>
-                <w:rFonts w:ascii="Aptos" w:hAnsi="Aptos"/>
-                <w:b w:val="0"/>
-                <w:i w:val="0"/>
-                <w:color w:val="1A1A1A"/>
-                <w:sz w:val="20"/>
-              </w:rPr>
-              <w:t xml:space="preserve">Opinion scale (Part 7), true or false (Part 8) and exit ticket (Part 9).</w:t>
+              <w:t xml:space="preserve">Opinion scale, confidence check and exit ticket.</w:t>
             </w:r>
           </w:p>
         </w:tc>
@@ -1691,7 +1587,7 @@
                 <w:color w:val="1A1A1A"/>
                 <w:sz w:val="20"/>
               </w:rPr>
-              <w:t xml:space="preserve">Reconstruction: after the American Civil War, some Black Americans are elected to office in the South, including as sheriffs.</w:t>
+              <w:t xml:space="preserve">Reconstruction: after the Civil War, some Black Americans are elected to office in the South, including as sheriffs.</w:t>
             </w:r>
           </w:p>
         </w:tc>
@@ -1975,7 +1871,7 @@
                 <w:color w:val="1A1A1A"/>
                 <w:sz w:val="20"/>
               </w:rPr>
-              <w:t xml:space="preserve">President Lyndon B. Johnson signs the Voting Rights Act, banning the tricks used to stop Black people voting.</w:t>
+              <w:t xml:space="preserve">President Lyndon B. Johnson signs the Voting Rights Act.</w:t>
             </w:r>
           </w:p>
         </w:tc>
@@ -2046,7 +1942,7 @@
                 <w:color w:val="1A1A1A"/>
                 <w:sz w:val="20"/>
               </w:rPr>
-              <w:t xml:space="preserve">Amerson beats the sitting sheriff, Harvey Sadler, in the Democratic primary and run-off.</w:t>
+              <w:t xml:space="preserve">Beats the sitting sheriff, Harvey Sadler, in the Democratic primary and run-off.</w:t>
             </w:r>
           </w:p>
         </w:tc>
@@ -2117,7 +2013,7 @@
                 <w:color w:val="1A1A1A"/>
                 <w:sz w:val="20"/>
               </w:rPr>
-              <w:t xml:space="preserve">Wins the general election with 64% of the vote. Vice President Humphrey sends congratulations; he is invited to the White House.</w:t>
+              <w:t xml:space="preserve">Wins the general election with 64% of the vote. He is invited to the White House.</w:t>
             </w:r>
           </w:p>
         </w:tc>
@@ -2155,7 +2051,7 @@
                 <w:color w:val="1A1A1A"/>
                 <w:sz w:val="20"/>
               </w:rPr>
-              <w:t xml:space="preserve">Jan 1967</w:t>
+              <w:t xml:space="preserve">1967–1987</w:t>
             </w:r>
           </w:p>
         </w:tc>
@@ -2188,78 +2084,7 @@
                 <w:color w:val="1A1A1A"/>
                 <w:sz w:val="20"/>
               </w:rPr>
-              <w:t xml:space="preserve">Sworn in as sheriff of Macon County, with Black and white deputies.</w:t>
-            </w:r>
-          </w:p>
-        </w:tc>
-      </w:tr>
-      <w:tr>
-        <w:trPr>
-          <w:cantSplit/>
-        </w:trPr>
-        <w:tc>
-          <w:tcPr>
-            <w:tcW w:type="dxa" w:w="2154"/>
-            <w:tcBorders>
-              <w:top w:val="single" w:sz="4" w:space="0" w:color="D9C58A"/>
-              <w:left w:val="single" w:sz="4" w:space="0" w:color="D9C58A"/>
-              <w:bottom w:val="single" w:sz="4" w:space="0" w:color="D9C58A"/>
-              <w:right w:val="single" w:sz="4" w:space="0" w:color="D9C58A"/>
-            </w:tcBorders>
-            <w:tcMar>
-              <w:top w:w="80" w:type="dxa"/>
-              <w:left w:w="140" w:type="dxa"/>
-              <w:bottom w:w="80" w:type="dxa"/>
-              <w:right w:w="140" w:type="dxa"/>
-            </w:tcMar>
-          </w:tcPr>
-          <w:p>
-            <w:pPr>
-              <w:keepNext/>
-              <w:spacing w:after="0"/>
-            </w:pPr>
-            <w:r>
-              <w:rPr>
-                <w:rFonts w:ascii="Aptos" w:hAnsi="Aptos"/>
-                <w:b w:val="0"/>
-                <w:i w:val="0"/>
-                <w:color w:val="1A1A1A"/>
-                <w:sz w:val="20"/>
-              </w:rPr>
-              <w:t xml:space="preserve">1967–1987</w:t>
-            </w:r>
-          </w:p>
-        </w:tc>
-        <w:tc>
-          <w:tcPr>
-            <w:tcW w:type="dxa" w:w="7087"/>
-            <w:tcBorders>
-              <w:top w:val="single" w:sz="4" w:space="0" w:color="D9C58A"/>
-              <w:left w:val="single" w:sz="4" w:space="0" w:color="D9C58A"/>
-              <w:bottom w:val="single" w:sz="4" w:space="0" w:color="D9C58A"/>
-              <w:right w:val="single" w:sz="4" w:space="0" w:color="D9C58A"/>
-            </w:tcBorders>
-            <w:tcMar>
-              <w:top w:w="80" w:type="dxa"/>
-              <w:left w:w="140" w:type="dxa"/>
-              <w:bottom w:w="80" w:type="dxa"/>
-              <w:right w:w="140" w:type="dxa"/>
-            </w:tcMar>
-          </w:tcPr>
-          <w:p>
-            <w:pPr>
-              <w:keepNext/>
-              <w:spacing w:after="0"/>
-            </w:pPr>
-            <w:r>
-              <w:rPr>
-                <w:rFonts w:ascii="Aptos" w:hAnsi="Aptos"/>
-                <w:b w:val="0"/>
-                <w:i w:val="0"/>
-                <w:color w:val="1A1A1A"/>
-                <w:sz w:val="20"/>
-              </w:rPr>
-              <w:t xml:space="preserve">Re-elected four times and serves 20 years. He faces hostility, and some white deputies refuse to work with him.</w:t>
+              <w:t xml:space="preserve">Sworn in January 1967 with Black and white deputies. Re-elected four times; faces hostility, and some white deputies refuse to work with him.</w:t>
             </w:r>
           </w:p>
         </w:tc>
@@ -2365,7 +2190,7 @@
           <w:color w:val="FFFFFF"/>
           <w:sz w:val="27"/>
         </w:rPr>
-        <w:t xml:space="preserve">6.  Discussion Prompts</w:t>
+        <w:t xml:space="preserve">6.  Delivery Notes</w:t>
       </w:r>
     </w:p>
     <w:p>
@@ -2386,12 +2211,22 @@
       <w:r>
         <w:rPr>
           <w:rFonts w:ascii="Aptos" w:hAnsi="Aptos"/>
-          <w:b w:val="0"/>
+          <w:b/>
           <w:i w:val="0"/>
           <w:color w:val="1A1A1A"/>
           <w:sz w:val="20"/>
         </w:rPr>
-        <w:t xml:space="preserve">Why do you think it took almost 90 years after Reconstruction for the South to have another Black sheriff?</w:t>
+        <w:t xml:space="preserve">Reconstruction: </w:t>
+      </w:r>
+      <w:r>
+        <w:rPr>
+          <w:rFonts w:ascii="Aptos" w:hAnsi="Aptos"/>
+          <w:b w:val="0"/>
+          <w:i w:val="0"/>
+          <w:color w:val="1A1A1A"/>
+          <w:sz w:val="20"/>
+        </w:rPr>
+        <w:t xml:space="preserve">keep it simple – the years after slavery ended, when Black Americans briefly gained political power.</w:t>
       </w:r>
     </w:p>
     <w:p>
@@ -2412,12 +2247,22 @@
       <w:r>
         <w:rPr>
           <w:rFonts w:ascii="Aptos" w:hAnsi="Aptos"/>
-          <w:b w:val="0"/>
+          <w:b/>
           <w:i w:val="0"/>
           <w:color w:val="1A1A1A"/>
           <w:sz w:val="20"/>
         </w:rPr>
-        <w:t xml:space="preserve">He promised to “protect and not oppress”. What is the difference?</w:t>
+        <w:t xml:space="preserve">Data task: </w:t>
+      </w:r>
+      <w:r>
+        <w:rPr>
+          <w:rFonts w:ascii="Aptos" w:hAnsi="Aptos"/>
+          <w:b w:val="0"/>
+          <w:i w:val="0"/>
+          <w:color w:val="1A1A1A"/>
+          <w:sz w:val="20"/>
+        </w:rPr>
+        <w:t xml:space="preserve">read the table together first; some learners will need help with percentages.</w:t>
       </w:r>
     </w:p>
     <w:p>
@@ -2438,28 +2283,12 @@
       <w:r>
         <w:rPr>
           <w:rFonts w:ascii="Aptos" w:hAnsi="Aptos"/>
-          <w:b w:val="0"/>
+          <w:b/>
           <w:i w:val="0"/>
           <w:color w:val="1A1A1A"/>
           <w:sz w:val="20"/>
         </w:rPr>
-        <w:t xml:space="preserve">Why would some deputies refuse to work for him? How might that have felt?</w:t>
-      </w:r>
-    </w:p>
-    <w:p>
-      <w:pPr>
-        <w:spacing w:after="60"/>
-        <w:ind w:left="454" w:hanging="255"/>
-      </w:pPr>
-      <w:r>
-        <w:rPr>
-          <w:rFonts w:ascii="Aptos" w:hAnsi="Aptos"/>
-          <w:b/>
-          <w:i w:val="0"/>
-          <w:color w:val="CE1126"/>
-          <w:sz w:val="16"/>
-        </w:rPr>
-        <w:t xml:space="preserve">■  </w:t>
+        <w:t xml:space="preserve">Speech: </w:t>
       </w:r>
       <w:r>
         <w:rPr>
@@ -2469,7 +2298,7 @@
           <w:color w:val="1A1A1A"/>
           <w:sz w:val="20"/>
         </w:rPr>
-        <w:t xml:space="preserve">In the UK, Police and Crime Commissioners are elected. Should more people vote in those elections?</w:t>
+        <w:t xml:space="preserve">frame for lower literacy: “My name is… If you elect me I will… because…”.</w:t>
       </w:r>
     </w:p>
     <w:p>
@@ -2503,34 +2332,91 @@
           <w:color w:val="FFFFFF"/>
           <w:sz w:val="27"/>
         </w:rPr>
-        <w:t xml:space="preserve">7.  Delivery Notes</w:t>
-      </w:r>
-    </w:p>
-    <w:p>
-      <w:pPr>
-        <w:spacing w:after="60"/>
-        <w:ind w:left="454" w:hanging="255"/>
+        <w:t xml:space="preserve">7.  Answer Key</w:t>
+      </w:r>
+    </w:p>
+    <w:p>
+      <w:pPr>
+        <w:keepNext/>
+        <w:spacing w:before="0" w:after="40"/>
       </w:pPr>
       <w:r>
         <w:rPr>
           <w:rFonts w:ascii="Aptos" w:hAnsi="Aptos"/>
           <w:b/>
           <w:i w:val="0"/>
-          <w:color w:val="CE1126"/>
-          <w:sz w:val="16"/>
-        </w:rPr>
-        <w:t xml:space="preserve">■  </w:t>
-      </w:r>
+          <w:color w:val="007A3D"/>
+          <w:sz w:val="21"/>
+        </w:rPr>
+        <w:t xml:space="preserve">Match it</w:t>
+      </w:r>
+    </w:p>
+    <w:p>
+      <w:pPr>
+        <w:spacing w:before="0" w:after="120"/>
+      </w:pPr>
+      <w:r>
+        <w:rPr>
+          <w:rFonts w:ascii="Aptos" w:hAnsi="Aptos"/>
+          <w:b w:val="0"/>
+          <w:i w:val="0"/>
+          <w:color w:val="1A1A1A"/>
+          <w:sz w:val="20"/>
+        </w:rPr>
+        <w:t xml:space="preserve">Sheriff – B  ·  Deputy – C  ·  Election – A  ·  Reconstruction – E  ·  Voting rights – D</w:t>
+      </w:r>
+    </w:p>
+    <w:p>
+      <w:pPr>
+        <w:keepNext/>
+        <w:spacing w:before="0" w:after="40"/>
+      </w:pPr>
       <w:r>
         <w:rPr>
           <w:rFonts w:ascii="Aptos" w:hAnsi="Aptos"/>
           <w:b/>
           <w:i w:val="0"/>
+          <w:color w:val="007A3D"/>
+          <w:sz w:val="21"/>
+        </w:rPr>
+        <w:t xml:space="preserve">Put it in order</w:t>
+      </w:r>
+    </w:p>
+    <w:p>
+      <w:pPr>
+        <w:spacing w:before="0" w:after="120"/>
+      </w:pPr>
+      <w:r>
+        <w:rPr>
+          <w:rFonts w:ascii="Aptos" w:hAnsi="Aptos"/>
+          <w:b w:val="0"/>
+          <w:i w:val="0"/>
           <w:color w:val="1A1A1A"/>
           <w:sz w:val="20"/>
         </w:rPr>
-        <w:t xml:space="preserve">Reconstruction: </w:t>
-      </w:r>
+        <w:t xml:space="preserve">Reconstruction ends (1)  ·  Born (2)  ·  Paratrooper (3)  ·  Voting Rights Act (4)  ·  Wins primary (5)  ·  Wins election (6)  ·  Sworn in (7)  ·  Retires (8)</w:t>
+      </w:r>
+    </w:p>
+    <w:p>
+      <w:pPr>
+        <w:keepNext/>
+        <w:spacing w:before="0" w:after="40"/>
+      </w:pPr>
+      <w:r>
+        <w:rPr>
+          <w:rFonts w:ascii="Aptos" w:hAnsi="Aptos"/>
+          <w:b/>
+          <w:i w:val="0"/>
+          <w:color w:val="007A3D"/>
+          <w:sz w:val="21"/>
+        </w:rPr>
+        <w:t xml:space="preserve">Reading the results</w:t>
+      </w:r>
+    </w:p>
+    <w:p>
+      <w:pPr>
+        <w:spacing w:before="0" w:after="120"/>
+      </w:pPr>
       <w:r>
         <w:rPr>
           <w:rFonts w:ascii="Aptos" w:hAnsi="Aptos"/>
@@ -2539,161 +2425,38 @@
           <w:color w:val="1A1A1A"/>
           <w:sz w:val="20"/>
         </w:rPr>
-        <w:t xml:space="preserve">keep it simple – the years after slavery ended, when Black Americans briefly gained political power.</w:t>
-      </w:r>
-    </w:p>
-    <w:p>
-      <w:pPr>
-        <w:spacing w:after="60"/>
-        <w:ind w:left="454" w:hanging="255"/>
+        <w:t xml:space="preserve">a) 3,868  b) 64%  c) Nearly twice as many votes  d) The Voting Rights Act let thousands of Black voters register.</w:t>
+      </w:r>
+    </w:p>
+    <w:p>
+      <w:pPr>
+        <w:keepNext/>
+        <w:spacing w:before="0" w:after="40"/>
       </w:pPr>
       <w:r>
         <w:rPr>
           <w:rFonts w:ascii="Aptos" w:hAnsi="Aptos"/>
           <w:b/>
           <w:i w:val="0"/>
-          <w:color w:val="E8A800"/>
-          <w:sz w:val="16"/>
-        </w:rPr>
-        <w:t xml:space="preserve">■  </w:t>
-      </w:r>
+          <w:color w:val="007A3D"/>
+          <w:sz w:val="21"/>
+        </w:rPr>
+        <w:t xml:space="preserve">True or false</w:t>
+      </w:r>
+    </w:p>
+    <w:p>
+      <w:pPr>
+        <w:spacing w:before="0" w:after="120"/>
+      </w:pPr>
       <w:r>
         <w:rPr>
           <w:rFonts w:ascii="Aptos" w:hAnsi="Aptos"/>
-          <w:b/>
+          <w:b w:val="0"/>
           <w:i w:val="0"/>
           <w:color w:val="1A1A1A"/>
           <w:sz w:val="20"/>
         </w:rPr>
-        <w:t xml:space="preserve">Data task: </w:t>
-      </w:r>
-      <w:r>
-        <w:rPr>
-          <w:rFonts w:ascii="Aptos" w:hAnsi="Aptos"/>
-          <w:b w:val="0"/>
-          <w:i w:val="0"/>
-          <w:color w:val="1A1A1A"/>
-          <w:sz w:val="20"/>
-        </w:rPr>
-        <w:t xml:space="preserve">read the table together first; some learners will need help with percentages.</w:t>
-      </w:r>
-    </w:p>
-    <w:p>
-      <w:pPr>
-        <w:spacing w:after="60"/>
-        <w:ind w:left="454" w:hanging="255"/>
-      </w:pPr>
-      <w:r>
-        <w:rPr>
-          <w:rFonts w:ascii="Aptos" w:hAnsi="Aptos"/>
-          <w:b/>
-          <w:i w:val="0"/>
-          <w:color w:val="007A3D"/>
-          <w:sz w:val="16"/>
-        </w:rPr>
-        <w:t xml:space="preserve">■  </w:t>
-      </w:r>
-      <w:r>
-        <w:rPr>
-          <w:rFonts w:ascii="Aptos" w:hAnsi="Aptos"/>
-          <w:b/>
-          <w:i w:val="0"/>
-          <w:color w:val="1A1A1A"/>
-          <w:sz w:val="20"/>
-        </w:rPr>
-        <w:t xml:space="preserve">Speech: </w:t>
-      </w:r>
-      <w:r>
-        <w:rPr>
-          <w:rFonts w:ascii="Aptos" w:hAnsi="Aptos"/>
-          <w:b w:val="0"/>
-          <w:i w:val="0"/>
-          <w:color w:val="1A1A1A"/>
-          <w:sz w:val="20"/>
-        </w:rPr>
-        <w:t xml:space="preserve">frame for lower literacy: “My name is… If you elect me I will… I will protect… because…”.</w:t>
-      </w:r>
-    </w:p>
-    <w:p>
-      <w:pPr>
-        <w:spacing w:after="60"/>
-        <w:ind w:left="454" w:hanging="255"/>
-      </w:pPr>
-      <w:r>
-        <w:rPr>
-          <w:rFonts w:ascii="Aptos" w:hAnsi="Aptos"/>
-          <w:b/>
-          <w:i w:val="0"/>
-          <w:color w:val="CE1126"/>
-          <w:sz w:val="16"/>
-        </w:rPr>
-        <w:t xml:space="preserve">■  </w:t>
-      </w:r>
-      <w:r>
-        <w:rPr>
-          <w:rFonts w:ascii="Aptos" w:hAnsi="Aptos"/>
-          <w:b/>
-          <w:i w:val="0"/>
-          <w:color w:val="1A1A1A"/>
-          <w:sz w:val="20"/>
-        </w:rPr>
-        <w:t xml:space="preserve">Extension: </w:t>
-      </w:r>
-      <w:r>
-        <w:rPr>
-          <w:rFonts w:ascii="Aptos" w:hAnsi="Aptos"/>
-          <w:b w:val="0"/>
-          <w:i w:val="0"/>
-          <w:color w:val="1A1A1A"/>
-          <w:sz w:val="20"/>
-        </w:rPr>
-        <w:t xml:space="preserve">learners find out how the Voting Rights Act of 1965 came about, including the Selma to Montgomery marches.</w:t>
-      </w:r>
-    </w:p>
-    <w:p>
-      <w:pPr>
-        <w:spacing w:after="60"/>
-        <w:ind w:left="454" w:hanging="255"/>
-      </w:pPr>
-      <w:r>
-        <w:rPr>
-          <w:rFonts w:ascii="Aptos" w:hAnsi="Aptos"/>
-          <w:b/>
-          <w:i w:val="0"/>
-          <w:color w:val="E8A800"/>
-          <w:sz w:val="16"/>
-        </w:rPr>
-        <w:t xml:space="preserve">■  </w:t>
-      </w:r>
-      <w:r>
-        <w:rPr>
-          <w:rFonts w:ascii="Aptos" w:hAnsi="Aptos"/>
-          <w:b/>
-          <w:i w:val="0"/>
-          <w:color w:val="1A1A1A"/>
-          <w:sz w:val="20"/>
-        </w:rPr>
-        <w:t xml:space="preserve">Photos: </w:t>
-      </w:r>
-      <w:r>
-        <w:rPr>
-          <w:rFonts w:ascii="Aptos" w:hAnsi="Aptos"/>
-          <w:b w:val="0"/>
-          <w:i w:val="0"/>
-          <w:color w:val="1A1A1A"/>
-          <w:sz w:val="20"/>
-        </w:rPr>
-        <w:t xml:space="preserve">the worksheet shows Amerson in uniform and his January 1967 swearing-in. Ask learners: who is taking the oath, and who is giving it? Note his deputies included Black and white officers.</w:t>
-      </w:r>
-    </w:p>
-    <w:p>
-      <w:pPr>
-        <w:spacing w:after="0" w:line="160" w:lineRule="exact"/>
-      </w:pPr>
-      <w:r>
-        <w:rPr>
-          <w:sz w:val="4"/>
-        </w:rPr>
+        <w:t xml:space="preserve">1 True  ·  2 False (Alabama)  ·  3 True  ·  4 False (re-elected four times)  ·  5 True  ·  6 False (an Army paratrooper)</w:t>
       </w:r>
     </w:p>
     <w:p>
@@ -2717,155 +2480,7 @@
           <w:color w:val="1A1A1A"/>
           <w:sz w:val="27"/>
         </w:rPr>
-        <w:t xml:space="preserve">8.  Answer Key</w:t>
-      </w:r>
-    </w:p>
-    <w:p>
-      <w:pPr>
-        <w:keepNext/>
-        <w:spacing w:before="0" w:after="40"/>
-      </w:pPr>
-      <w:r>
-        <w:rPr>
-          <w:rFonts w:ascii="Aptos" w:hAnsi="Aptos"/>
-          <w:b/>
-          <w:i w:val="0"/>
-          <w:color w:val="007A3D"/>
-          <w:sz w:val="21"/>
-        </w:rPr>
-        <w:t xml:space="preserve">Part 3 – Word match</w:t>
-      </w:r>
-    </w:p>
-    <w:p>
-      <w:pPr>
-        <w:spacing w:before="0" w:after="120"/>
-      </w:pPr>
-      <w:r>
-        <w:rPr>
-          <w:rFonts w:ascii="Aptos" w:hAnsi="Aptos"/>
-          <w:b w:val="0"/>
-          <w:i w:val="0"/>
-          <w:color w:val="1A1A1A"/>
-          <w:sz w:val="20"/>
-        </w:rPr>
-        <w:t xml:space="preserve">Sheriff – the elected head of law enforcement in a US county  ·  Deputy – an officer who works for the sheriff  ·  Election – a vote to choose who holds a job  ·  Reconstruction – the period after the US Civil War when Black Americans briefly gained rights  ·  Voting rights – the legal right to vote</w:t>
-      </w:r>
-    </w:p>
-    <w:p>
-      <w:pPr>
-        <w:keepNext/>
-        <w:spacing w:before="0" w:after="40"/>
-      </w:pPr>
-      <w:r>
-        <w:rPr>
-          <w:rFonts w:ascii="Aptos" w:hAnsi="Aptos"/>
-          <w:b/>
-          <w:i w:val="0"/>
-          <w:color w:val="007A3D"/>
-          <w:sz w:val="21"/>
-        </w:rPr>
-        <w:t xml:space="preserve">Part 4 – Timeline</w:t>
-      </w:r>
-    </w:p>
-    <w:p>
-      <w:pPr>
-        <w:spacing w:before="0" w:after="120"/>
-      </w:pPr>
-      <w:r>
-        <w:rPr>
-          <w:rFonts w:ascii="Aptos" w:hAnsi="Aptos"/>
-          <w:b w:val="0"/>
-          <w:i w:val="0"/>
-          <w:color w:val="1A1A1A"/>
-          <w:sz w:val="20"/>
-        </w:rPr>
-        <w:t xml:space="preserve">Reconstruction ends (1)  ·  Amerson born (2)  ·  Serves as a paratrooper (3)  ·  Voting Rights Act (4)  ·  Wins primary (5)  ·  Wins election (6)  ·  Sworn in (7)  ·  Retires after 20 years (8)</w:t>
-      </w:r>
-    </w:p>
-    <w:p>
-      <w:pPr>
-        <w:keepNext/>
-        <w:spacing w:before="0" w:after="40"/>
-      </w:pPr>
-      <w:r>
-        <w:rPr>
-          <w:rFonts w:ascii="Aptos" w:hAnsi="Aptos"/>
-          <w:b/>
-          <w:i w:val="0"/>
-          <w:color w:val="007A3D"/>
-          <w:sz w:val="21"/>
-        </w:rPr>
-        <w:t xml:space="preserve">Part 5 – Results</w:t>
-      </w:r>
-    </w:p>
-    <w:p>
-      <w:pPr>
-        <w:spacing w:before="0" w:after="120"/>
-      </w:pPr>
-      <w:r>
-        <w:rPr>
-          <w:rFonts w:ascii="Aptos" w:hAnsi="Aptos"/>
-          <w:b w:val="0"/>
-          <w:i w:val="0"/>
-          <w:color w:val="1A1A1A"/>
-          <w:sz w:val="20"/>
-        </w:rPr>
-        <w:t xml:space="preserve">a) Amerson  b) 3,868  c) 64%  d) He got nearly twice as many votes  e) The Voting Rights Act let thousands of Black voters register.</w:t>
-      </w:r>
-    </w:p>
-    <w:p>
-      <w:pPr>
-        <w:keepNext/>
-        <w:spacing w:before="0" w:after="40"/>
-      </w:pPr>
-      <w:r>
-        <w:rPr>
-          <w:rFonts w:ascii="Aptos" w:hAnsi="Aptos"/>
-          <w:b/>
-          <w:i w:val="0"/>
-          <w:color w:val="007A3D"/>
-          <w:sz w:val="21"/>
-        </w:rPr>
-        <w:t xml:space="preserve">Part 8 – True or false</w:t>
-      </w:r>
-    </w:p>
-    <w:p>
-      <w:pPr>
-        <w:spacing w:before="0" w:after="120"/>
-      </w:pPr>
-      <w:r>
-        <w:rPr>
-          <w:rFonts w:ascii="Aptos" w:hAnsi="Aptos"/>
-          <w:b w:val="0"/>
-          <w:i w:val="0"/>
-          <w:color w:val="1A1A1A"/>
-          <w:sz w:val="20"/>
-        </w:rPr>
-        <w:t xml:space="preserve">1 True  ·  2 False (Alabama)  ·  3 True  ·  4 False (re-elected four times)  ·  5 True  ·  6 False (an Army paratrooper)</w:t>
-      </w:r>
-    </w:p>
-    <w:p>
-      <w:pPr>
-        <w:keepNext/>
-        <w:pBdr>
-          <w:top w:val="single" w:sz="4" w:space="4" w:color="007A3D"/>
-          <w:left w:val="single" w:sz="4" w:space="6" w:color="007A3D"/>
-          <w:bottom w:val="single" w:sz="4" w:space="4" w:color="007A3D"/>
-          <w:right w:val="single" w:sz="4" w:space="6" w:color="007A3D"/>
-        </w:pBdr>
-        <w:shd w:val="clear" w:color="auto" w:fill="007A3D"/>
-        <w:spacing w:before="200" w:after="120"/>
-        <w:ind w:left="68" w:right="68"/>
-      </w:pPr>
-      <w:r>
-        <w:rPr>
-          <w:rFonts w:ascii="Aptos Display" w:hAnsi="Aptos Display"/>
-          <w:b/>
-          <w:i w:val="0"/>
-          <w:color w:val="FFFFFF"/>
-          <w:sz w:val="27"/>
-        </w:rPr>
-        <w:t xml:space="preserve">9.  Safeguarding</w:t>
+        <w:t xml:space="preserve">8.  Sensitivity &amp; Safeguarding</w:t>
       </w:r>
     </w:p>
     <w:tbl>
@@ -2911,7 +2526,7 @@
                 <w:color w:val="CE1126"/>
                 <w:sz w:val="19"/>
               </w:rPr>
-              <w:t xml:space="preserve">HANDLE WITH CARE</w:t>
+              <w:t xml:space="preserve">BEFORE YOU DELIVER</w:t>
             </w:r>
           </w:p>
           <w:p>
@@ -2926,12 +2541,113 @@
                 <w:color w:val="1A1A1A"/>
                 <w:sz w:val="20"/>
               </w:rPr>
-              <w:t xml:space="preserve">This session touches on racism and policing. Some learners may have negative experiences of the police, personally or in their families. Allow different views, keep the discussion respectful, and follow your setting's safeguarding policy if a learner becomes distressed or discloses a concern.</w:t>
+              <w:t xml:space="preserve">This session touches on racism and policing. Some learners may have negative experiences of the police, personally or in their families. Allow different views and keep the discussion respectful.</w:t>
             </w:r>
           </w:p>
         </w:tc>
       </w:tr>
     </w:tbl>
+    <w:p>
+      <w:pPr>
+        <w:spacing w:after="0" w:line="160" w:lineRule="exact"/>
+      </w:pPr>
+      <w:r>
+        <w:rPr>
+          <w:sz w:val="4"/>
+        </w:rPr>
+      </w:r>
+    </w:p>
+    <w:p>
+      <w:pPr>
+        <w:spacing w:before="0" w:after="120"/>
+      </w:pPr>
+      <w:r>
+        <w:rPr>
+          <w:rFonts w:ascii="Aptos" w:hAnsi="Aptos"/>
+          <w:b w:val="0"/>
+          <w:i/>
+          <w:color w:val="5E5E5E"/>
+          <w:sz w:val="20"/>
+        </w:rPr>
+        <w:t xml:space="preserve">Follow your setting's safeguarding policy. If a student makes a disclosure, stay calm, listen, do not promise confidentiality, and report it to the Designated Safeguarding Lead.</w:t>
+      </w:r>
+    </w:p>
+    <w:p>
+      <w:pPr>
+        <w:keepNext/>
+        <w:pBdr>
+          <w:top w:val="single" w:sz="4" w:space="4" w:color="007A3D"/>
+          <w:left w:val="single" w:sz="4" w:space="6" w:color="007A3D"/>
+          <w:bottom w:val="single" w:sz="4" w:space="4" w:color="007A3D"/>
+          <w:right w:val="single" w:sz="4" w:space="6" w:color="007A3D"/>
+        </w:pBdr>
+        <w:shd w:val="clear" w:color="auto" w:fill="007A3D"/>
+        <w:spacing w:before="200" w:after="120"/>
+        <w:ind w:left="68" w:right="68"/>
+      </w:pPr>
+      <w:r>
+        <w:rPr>
+          <w:rFonts w:ascii="Aptos Display" w:hAnsi="Aptos Display"/>
+          <w:b/>
+          <w:i w:val="0"/>
+          <w:color w:val="FFFFFF"/>
+          <w:sz w:val="27"/>
+        </w:rPr>
+        <w:t xml:space="preserve">9.  Extension Ideas</w:t>
+      </w:r>
+    </w:p>
+    <w:p>
+      <w:pPr>
+        <w:spacing w:after="60"/>
+        <w:ind w:left="454" w:hanging="255"/>
+      </w:pPr>
+      <w:r>
+        <w:rPr>
+          <w:rFonts w:ascii="Aptos" w:hAnsi="Aptos"/>
+          <w:b/>
+          <w:i w:val="0"/>
+          <w:color w:val="CE1126"/>
+          <w:sz w:val="16"/>
+        </w:rPr>
+        <w:t xml:space="preserve">■  </w:t>
+      </w:r>
+      <w:r>
+        <w:rPr>
+          <w:rFonts w:ascii="Aptos" w:hAnsi="Aptos"/>
+          <w:b w:val="0"/>
+          <w:i w:val="0"/>
+          <w:color w:val="1A1A1A"/>
+          <w:sz w:val="20"/>
+        </w:rPr>
+        <w:t xml:space="preserve">Find out how the Voting Rights Act of 1965 came about, including the Selma to Montgomery marches.</w:t>
+      </w:r>
+    </w:p>
+    <w:p>
+      <w:pPr>
+        <w:spacing w:after="60"/>
+        <w:ind w:left="454" w:hanging="255"/>
+      </w:pPr>
+      <w:r>
+        <w:rPr>
+          <w:rFonts w:ascii="Aptos" w:hAnsi="Aptos"/>
+          <w:b/>
+          <w:i w:val="0"/>
+          <w:color w:val="E8A800"/>
+          <w:sz w:val="16"/>
+        </w:rPr>
+        <w:t xml:space="preserve">■  </w:t>
+      </w:r>
+      <w:r>
+        <w:rPr>
+          <w:rFonts w:ascii="Aptos" w:hAnsi="Aptos"/>
+          <w:b w:val="0"/>
+          <w:i w:val="0"/>
+          <w:color w:val="1A1A1A"/>
+          <w:sz w:val="20"/>
+        </w:rPr>
+        <w:t xml:space="preserve">Research who your local Police and Crime Commissioner is and how they are elected.</w:t>
+      </w:r>
+    </w:p>
     <w:p>
       <w:pPr>
         <w:spacing w:after="0" w:line="20" w:lineRule="exact"/>
